--- a/docs/category-desk-and-product-ai.docx
+++ b/docs/category-desk-and-product-ai.docx
@@ -190,7 +190,27 @@
           <w:sz w:val="21"/>
           <w:szCs w:val="21"/>
         </w:rPr>
-        <w:t xml:space="preserve">The top level of the tree is the Computyme EGRP, set per product in Computyme, which also uses it for net and terms. Everything below the top level is web-only and lives in SQL, because Computyme has no web categories. The same switch the Product Desk uses, </w:t>
+        <w:t xml:space="preserve">Each product's EGRP is set in Computyme, which also uses it for net and terms. In the tree, an </w:t>
+      </w:r>
+      <w:r>
+        <w:rPr>
+          <w:rFonts w:ascii="Arial" w:cs="Arial" w:eastAsia="Arial" w:hAnsi="Arial"/>
+          <w:b/>
+          <w:bCs/>
+          <w:color w:val="141C2B"/>
+          <w:sz w:val="21"/>
+          <w:szCs w:val="21"/>
+        </w:rPr>
+        <w:t xml:space="preserve">EGRP category</w:t>
+      </w:r>
+      <w:r>
+        <w:rPr>
+          <w:rFonts w:ascii="Arial" w:cs="Arial" w:eastAsia="Arial" w:hAnsi="Arial"/>
+          <w:color w:val="141C2B"/>
+          <w:sz w:val="21"/>
+          <w:szCs w:val="21"/>
+        </w:rPr>
+        <w:t xml:space="preserve"> (a category carrying an EGRP) sits either at the top level or under a web group such as Bags &amp; Cases; today 21 are at the top level and 58 under groups. Groups above EGRP categories and sub-categories below them are web-only and live in SQL, because Computyme has no web categories. The same switch the Product Desk uses, </w:t>
       </w:r>
       <w:r>
         <w:rPr>
@@ -366,7 +386,7 @@
                 <w:sz w:val="19"/>
                 <w:szCs w:val="19"/>
               </w:rPr>
-              <w:t xml:space="preserve">Top level (EGRP)</w:t>
+              <w:t xml:space="preserve">EGRP categories</w:t>
             </w:r>
           </w:p>
         </w:tc>
@@ -397,7 +417,7 @@
                 <w:sz w:val="19"/>
                 <w:szCs w:val="19"/>
               </w:rPr>
-              <w:t xml:space="preserve">Locked, labelled Computyme. Rename only. New top-level nodes come from an EGRP not yet on the tree (replaces NewCats).</w:t>
+              <w:t xml:space="preserve">Marked with a lock. Can be renamed and regrouped under any group; can't be merged away, emptied or put inside another EGRP. New ones come from an EGRP not yet in the tree (replaces NewCats).</w:t>
             </w:r>
           </w:p>
         </w:tc>
@@ -462,7 +482,7 @@
                 <w:sz w:val="19"/>
                 <w:szCs w:val="19"/>
               </w:rPr>
-              <w:t xml:space="preserve">A product's top level</w:t>
+              <w:t xml:space="preserve">A product's EGRP</w:t>
             </w:r>
           </w:p>
         </w:tc>
@@ -494,7 +514,7 @@
                 <w:sz w:val="19"/>
                 <w:szCs w:val="19"/>
               </w:rPr>
-              <w:t xml:space="preserve">Follows its Computyme EGRP. Changing it is a Computyme edit.</w:t>
+              <w:t xml:space="preserve">From Computyme (IVMSTData.E_GRP). Changing it is a Computyme edit.</w:t>
             </w:r>
           </w:p>
         </w:tc>
@@ -560,7 +580,7 @@
                 <w:sz w:val="19"/>
                 <w:szCs w:val="19"/>
               </w:rPr>
-              <w:t xml:space="preserve">Levels below</w:t>
+              <w:t xml:space="preserve">Groups and sub-categories</w:t>
             </w:r>
           </w:p>
         </w:tc>
@@ -688,7 +708,7 @@
                 <w:sz w:val="19"/>
                 <w:szCs w:val="19"/>
               </w:rPr>
-              <w:t xml:space="preserve">Only inside the product's EGRP branch. A bulk move across branches moves the rest and reports the ones it left.</w:t>
+              <w:t xml:space="preserve">Only inside the product's EGRP category. A bulk move moves the products that fit and reports the rest.</w:t>
             </w:r>
           </w:p>
         </w:tc>
@@ -754,7 +774,7 @@
                 <w:sz w:val="19"/>
                 <w:szCs w:val="19"/>
               </w:rPr>
-              <w:t xml:space="preserve">Top doesn't match EGRP</w:t>
+              <w:t xml:space="preserve">Product outside its EGRP</w:t>
             </w:r>
           </w:p>
         </w:tc>
@@ -838,7 +858,7 @@
           <w:sz w:val="21"/>
           <w:szCs w:val="21"/>
         </w:rPr>
-        <w:t xml:space="preserve">The cutover plan (Product Data – Ownership and Cutover) now lists EGRP as a Computyme-owned field; the Computyme import API must accept EGRP per product and a new EGRP; PIV2_Product needs an EGRP column.</w:t>
+        <w:t xml:space="preserve">A product's EGRP is read in one place, the view piv2.vProductEgrp (IVMSTData.E_GRP today). At cutover that view switches to PIV2_Product.EGRP and nothing else changes. The cutover plan (Product Data – Ownership and Cutover) lists EGRP as a Computyme-owned field; the Computyme import API must accept EGRP per product and a new EGRP; PIV2_Product needs an EGRP column.</w:t>
       </w:r>
     </w:p>
     <w:p>
@@ -1233,7 +1253,7 @@
           <w:sz w:val="21"/>
           <w:szCs w:val="21"/>
         </w:rPr>
-        <w:t xml:space="preserve">: category hidden or missing, product sits on a category that has sub-categories, top level doesn't match its EGRP, or discontinued with an uncategorized replacement.</w:t>
+        <w:t xml:space="preserve">: category hidden or missing, product sits on a category that has sub-categories, not inside its EGRP category, or discontinued with an uncategorized replacement.</w:t>
       </w:r>
     </w:p>
     <w:p>
@@ -1819,7 +1839,7 @@
                 <w:sz w:val="19"/>
                 <w:szCs w:val="19"/>
               </w:rPr>
-              <w:t xml:space="preserve">Nothing else matched: its EGRP top level</w:t>
+              <w:t xml:space="preserve">Nothing else matched: its EGRP category</w:t>
             </w:r>
           </w:p>
         </w:tc>
@@ -1850,7 +1870,7 @@
                 <w:sz w:val="19"/>
                 <w:szCs w:val="19"/>
               </w:rPr>
-              <w:t xml:space="preserve">Its EGRP's top level; needs a sub-category</w:t>
+              <w:t xml:space="preserve">Its EGRP category (from Computyme)</w:t>
             </w:r>
           </w:p>
         </w:tc>
@@ -1951,7 +1971,7 @@
           <w:sz w:val="21"/>
           <w:szCs w:val="21"/>
         </w:rPr>
-        <w:t xml:space="preserve">The Categories section becomes a picker: the breadcrumb, the top level shown as Computyme EGRP, and Change category limited to the product's EGRP branch until cutover. It saves through the same publish, so the change appears in the Category Desk's history and can be reverted there.</w:t>
+        <w:t xml:space="preserve">The Categories section becomes a picker: the breadcrumb with its EGRP category marked Computyme, and Change category limited to that EGRP category until cutover. It saves through the same publish, so the change appears in the Category Desk's history and can be reverted there.</w:t>
       </w:r>
     </w:p>
     <w:p>
@@ -3712,7 +3732,7 @@
                 <w:sz w:val="19"/>
                 <w:szCs w:val="19"/>
               </w:rPr>
-              <w:t xml:space="preserve">piv2.vCategoryTree, piv2.vCategoryProduct, piv2.CategoryDesk_*, piv2.Ai_*</w:t>
+              <w:t xml:space="preserve">piv2.vProductEgrp (a product's EGRP, the one line to change at cutover), piv2.vCategoryTree, piv2.vCategoryProduct, piv2.CategoryDesk_*, piv2.Ai_*</w:t>
             </w:r>
           </w:p>
         </w:tc>
@@ -3927,7 +3947,7 @@
                 <w:sz w:val="19"/>
                 <w:szCs w:val="19"/>
               </w:rPr>
-              <w:t xml:space="preserve">Top level</w:t>
+              <w:t xml:space="preserve">Level 1</w:t>
             </w:r>
           </w:p>
         </w:tc>
@@ -4970,7 +4990,7 @@
           <w:sz w:val="21"/>
           <w:szCs w:val="21"/>
         </w:rPr>
-        <w:t xml:space="preserve">Run 01, 02 and 03 (Category Desk) and 04 and 05 (AI) in PRO, after confirming the names marked CONFIRM in 01 and 04 (EGROUPS location; dbo.Product BrandName, VendorID, egrp, UPC).</w:t>
+        <w:t xml:space="preserve">Run 01 to 05 in PRO (00 is read-only). Names were confirmed against PRO on October 21.</w:t>
       </w:r>
     </w:p>
     <w:p>

--- a/docs/category-desk-and-product-ai.docx
+++ b/docs/category-desk-and-product-ai.docx
@@ -142,7 +142,7 @@
           <w:sz w:val="21"/>
           <w:szCs w:val="21"/>
         </w:rPr>
-        <w:t xml:space="preserve"> adds market research to the Product Desk, saves every answer to the product, and puts every AI feature behind its own permission, a monthly budget, a daily limit per person, and a usage log that records the model that answered.</w:t>
+        <w:t xml:space="preserve"> adds market research and sales forecasting to the Product Desk, saves every answer to the product, and puts every AI feature behind its own permission, a monthly budget, a daily limit per person, and a usage log that records the model that answered.</w:t>
       </w:r>
     </w:p>
     <w:p>
@@ -2671,6 +2671,137 @@
           <w:sz w:val="24"/>
           <w:szCs w:val="24"/>
         </w:rPr>
+        <w:t xml:space="preserve">Forecast (built now)</w:t>
+      </w:r>
+    </w:p>
+    <w:p>
+      <w:pPr>
+        <w:pStyle w:val="ListParagraph"/>
+        <w:numPr>
+          <w:ilvl w:val="0"/>
+          <w:numId w:val="2"/>
+        </w:numPr>
+        <w:spacing w:after="60" w:line="264"/>
+      </w:pPr>
+      <w:r>
+        <w:rPr>
+          <w:rFonts w:ascii="Arial" w:cs="Arial" w:eastAsia="Arial" w:hAnsi="Arial"/>
+          <w:color w:val="141C2B"/>
+          <w:sz w:val="21"/>
+          <w:szCs w:val="21"/>
+        </w:rPr>
+        <w:t xml:space="preserve">A Forecast section on the Product Desk: pick 3, 6 or 12 months and run it. The result is a likely number and an 80% low–high range for each month, for all countries and per country, on a chart with the sales history.</w:t>
+      </w:r>
+    </w:p>
+    <w:p>
+      <w:pPr>
+        <w:pStyle w:val="ListParagraph"/>
+        <w:numPr>
+          <w:ilvl w:val="0"/>
+          <w:numId w:val="2"/>
+        </w:numPr>
+        <w:spacing w:after="60" w:line="264"/>
+      </w:pPr>
+      <w:r>
+        <w:rPr>
+          <w:rFonts w:ascii="Arial" w:cs="Arial" w:eastAsia="Arial" w:hAnsi="Arial"/>
+          <w:color w:val="141C2B"/>
+          <w:sz w:val="21"/>
+          <w:szCs w:val="21"/>
+        </w:rPr>
+        <w:t xml:space="preserve">History: Computyme member sales (EDA ARHistorical, by product, member and month), through the Rebate Desk's nightly copy when it is installed.</w:t>
+      </w:r>
+    </w:p>
+    <w:p>
+      <w:pPr>
+        <w:pStyle w:val="ListParagraph"/>
+        <w:numPr>
+          <w:ilvl w:val="0"/>
+          <w:numId w:val="2"/>
+        </w:numPr>
+        <w:spacing w:after="60" w:line="264"/>
+      </w:pPr>
+      <w:r>
+        <w:rPr>
+          <w:rFonts w:ascii="Arial" w:cs="Arial" w:eastAsia="Arial" w:hAnsi="Arial"/>
+          <w:color w:val="141C2B"/>
+          <w:sz w:val="21"/>
+          <w:szCs w:val="21"/>
+        </w:rPr>
+        <w:t xml:space="preserve">The numbers: an engine built into the PIV2 API tries several proven methods on the product's own history (seasonal, trend, smoothed level, intermittent-demand), tests each on the last months it hasn't seen, and keeps the most accurate. No service to run and no cost per forecast.</w:t>
+      </w:r>
+    </w:p>
+    <w:p>
+      <w:pPr>
+        <w:pStyle w:val="ListParagraph"/>
+        <w:numPr>
+          <w:ilvl w:val="0"/>
+          <w:numId w:val="2"/>
+        </w:numPr>
+        <w:spacing w:after="60" w:line="264"/>
+      </w:pPr>
+      <w:r>
+        <w:rPr>
+          <w:rFonts w:ascii="Arial" w:cs="Arial" w:eastAsia="Arial" w:hAnsi="Arial"/>
+          <w:color w:val="141C2B"/>
+          <w:sz w:val="21"/>
+          <w:szCs w:val="21"/>
+        </w:rPr>
+        <w:t xml:space="preserve">Claude on Bedrock writes a short note for the buyer: expected units, trend versus last year, seasonality, how confident to be, country mix.</w:t>
+      </w:r>
+    </w:p>
+    <w:p>
+      <w:pPr>
+        <w:pStyle w:val="ListParagraph"/>
+        <w:numPr>
+          <w:ilvl w:val="0"/>
+          <w:numId w:val="2"/>
+        </w:numPr>
+        <w:spacing w:after="60" w:line="264"/>
+      </w:pPr>
+      <w:r>
+        <w:rPr>
+          <w:rFonts w:ascii="Arial" w:cs="Arial" w:eastAsia="Arial" w:hAnsi="Arial"/>
+          <w:color w:val="141C2B"/>
+          <w:sz w:val="21"/>
+          <w:szCs w:val="21"/>
+        </w:rPr>
+        <w:t xml:space="preserve">Every run is saved with who ran it, when and the model, and scored against what actually sold as each month ends: the error and how many months landed in the range. An accuracy report across all products exports to Excel.</w:t>
+      </w:r>
+    </w:p>
+    <w:p>
+      <w:pPr>
+        <w:pStyle w:val="ListParagraph"/>
+        <w:numPr>
+          <w:ilvl w:val="0"/>
+          <w:numId w:val="2"/>
+        </w:numPr>
+        <w:spacing w:after="60" w:line="264"/>
+      </w:pPr>
+      <w:r>
+        <w:rPr>
+          <w:rFonts w:ascii="Arial" w:cs="Arial" w:eastAsia="Arial" w:hAnsi="Arial"/>
+          <w:color w:val="141C2B"/>
+          <w:sz w:val="21"/>
+          <w:szCs w:val="21"/>
+        </w:rPr>
+        <w:t xml:space="preserve">Optional: Chronos on Bedrock Marketplace for the numbers (Forecast:ChronosEndpointArn). It bills by the hour while its endpoint runs, so it stays off unless the accuracy report shows it is needed.</w:t>
+      </w:r>
+    </w:p>
+    <w:p>
+      <w:pPr>
+        <w:pStyle w:val="Heading2"/>
+        <w:spacing w:after="100" w:before="220"/>
+      </w:pPr>
+      <w:r>
+        <w:rPr>
+          <w:rFonts w:ascii="Arial" w:cs="Arial" w:eastAsia="Arial" w:hAnsi="Arial"/>
+          <w:b/>
+          <w:bCs/>
+          <w:color w:val="141C2B"/>
+          <w:sz w:val="24"/>
+          <w:szCs w:val="24"/>
+        </w:rPr>
         <w:t xml:space="preserve">Translate (now behind its permission)</w:t>
       </w:r>
     </w:p>
@@ -3183,104 +3314,6 @@
           </w:p>
         </w:tc>
       </w:tr>
-      <w:tr>
-        <w:tc>
-          <w:tcPr>
-            <w:tcW w:type="dxa" w:w="2200"/>
-            <w:tcBorders>
-              <w:top w:val="single" w:color="DDE1E7" w:sz="4"/>
-              <w:left w:val="single" w:color="DDE1E7" w:sz="4"/>
-              <w:bottom w:val="single" w:color="DDE1E7" w:sz="4"/>
-              <w:right w:val="single" w:color="DDE1E7" w:sz="4"/>
-            </w:tcBorders>
-            <w:shd w:fill="F7F8FA" w:color="auto" w:val="clear"/>
-            <w:tcMar>
-              <w:top w:type="dxa" w:w="70"/>
-              <w:left w:type="dxa" w:w="110"/>
-              <w:bottom w:type="dxa" w:w="70"/>
-              <w:right w:type="dxa" w:w="110"/>
-            </w:tcMar>
-          </w:tcPr>
-          <w:p>
-            <w:pPr>
-              <w:spacing w:after="30" w:line="252"/>
-            </w:pPr>
-            <w:r>
-              <w:rPr>
-                <w:rFonts w:ascii="Arial" w:cs="Arial" w:eastAsia="Arial" w:hAnsi="Arial"/>
-                <w:color w:val="141C2B"/>
-                <w:sz w:val="19"/>
-                <w:szCs w:val="19"/>
-              </w:rPr>
-              <w:t xml:space="preserve">Forecast</w:t>
-            </w:r>
-          </w:p>
-        </w:tc>
-        <w:tc>
-          <w:tcPr>
-            <w:tcW w:type="dxa" w:w="2600"/>
-            <w:tcBorders>
-              <w:top w:val="single" w:color="DDE1E7" w:sz="4"/>
-              <w:left w:val="single" w:color="DDE1E7" w:sz="4"/>
-              <w:bottom w:val="single" w:color="DDE1E7" w:sz="4"/>
-              <w:right w:val="single" w:color="DDE1E7" w:sz="4"/>
-            </w:tcBorders>
-            <w:shd w:fill="F7F8FA" w:color="auto" w:val="clear"/>
-            <w:tcMar>
-              <w:top w:type="dxa" w:w="70"/>
-              <w:left w:type="dxa" w:w="110"/>
-              <w:bottom w:type="dxa" w:w="70"/>
-              <w:right w:type="dxa" w:w="110"/>
-            </w:tcMar>
-          </w:tcPr>
-          <w:p>
-            <w:pPr>
-              <w:spacing w:after="30" w:line="252"/>
-            </w:pPr>
-            <w:r>
-              <w:rPr>
-                <w:rFonts w:ascii="Arial" w:cs="Arial" w:eastAsia="Arial" w:hAnsi="Arial"/>
-                <w:color w:val="141C2B"/>
-                <w:sz w:val="19"/>
-                <w:szCs w:val="19"/>
-              </w:rPr>
-              <w:t xml:space="preserve">Chronos in the Python service, Claude for the summary</w:t>
-            </w:r>
-          </w:p>
-        </w:tc>
-        <w:tc>
-          <w:tcPr>
-            <w:tcW w:type="dxa" w:w="4560"/>
-            <w:tcBorders>
-              <w:top w:val="single" w:color="DDE1E7" w:sz="4"/>
-              <w:left w:val="single" w:color="DDE1E7" w:sz="4"/>
-              <w:bottom w:val="single" w:color="DDE1E7" w:sz="4"/>
-              <w:right w:val="single" w:color="DDE1E7" w:sz="4"/>
-            </w:tcBorders>
-            <w:shd w:fill="F7F8FA" w:color="auto" w:val="clear"/>
-            <w:tcMar>
-              <w:top w:type="dxa" w:w="70"/>
-              <w:left w:type="dxa" w:w="110"/>
-              <w:bottom w:type="dxa" w:w="70"/>
-              <w:right w:type="dxa" w:w="110"/>
-            </w:tcMar>
-          </w:tcPr>
-          <w:p>
-            <w:pPr>
-              <w:spacing w:after="30" w:line="252"/>
-            </w:pPr>
-            <w:r>
-              <w:rPr>
-                <w:rFonts w:ascii="Arial" w:cs="Arial" w:eastAsia="Arial" w:hAnsi="Arial"/>
-                <w:color w:val="141C2B"/>
-                <w:sz w:val="19"/>
-                <w:szCs w:val="19"/>
-              </w:rPr>
-              <w:t xml:space="preserve">Monthly units by country; 3, 6 or 12 months; likely number and low–high range; every run saved to piv2.ProductForecast and compared with actual sales</w:t>
-            </w:r>
-          </w:p>
-        </w:tc>
-      </w:tr>
     </w:tbl>
     <w:p>
       <w:pPr>
@@ -3601,7 +3634,7 @@
                 <w:sz w:val="19"/>
                 <w:szCs w:val="19"/>
               </w:rPr>
-              <w:t xml:space="preserve">Every AI call; budget, limits, model, cost; index of saved research</w:t>
+              <w:t xml:space="preserve">Every AI call; budget, limits, model, cost; index of saved research and forecast runs</w:t>
             </w:r>
           </w:p>
         </w:tc>
@@ -3635,7 +3668,7 @@
                 <w:sz w:val="19"/>
                 <w:szCs w:val="19"/>
               </w:rPr>
-              <w:t xml:space="preserve">piv2.CategoryPublishSeq</w:t>
+              <w:t xml:space="preserve">piv2.ProductForecast</w:t>
             </w:r>
           </w:p>
         </w:tc>
@@ -3667,7 +3700,7 @@
                 <w:sz w:val="19"/>
                 <w:szCs w:val="19"/>
               </w:rPr>
-              <w:t xml:space="preserve">Publish numbers (a sequence, not a table)</w:t>
+              <w:t xml:space="preserve">Each forecast run's months by country, kept to compare with actual sales</w:t>
             </w:r>
           </w:p>
         </w:tc>
@@ -3701,6 +3734,71 @@
                 <w:sz w:val="19"/>
                 <w:szCs w:val="19"/>
               </w:rPr>
+              <w:t xml:space="preserve">piv2.CategoryPublishSeq</w:t>
+            </w:r>
+          </w:p>
+        </w:tc>
+        <w:tc>
+          <w:tcPr>
+            <w:tcW w:type="dxa" w:w="6360"/>
+            <w:tcBorders>
+              <w:top w:val="single" w:color="DDE1E7" w:sz="4"/>
+              <w:left w:val="single" w:color="DDE1E7" w:sz="4"/>
+              <w:bottom w:val="single" w:color="DDE1E7" w:sz="4"/>
+              <w:right w:val="single" w:color="DDE1E7" w:sz="4"/>
+            </w:tcBorders>
+            <w:tcMar>
+              <w:top w:type="dxa" w:w="70"/>
+              <w:left w:type="dxa" w:w="110"/>
+              <w:bottom w:type="dxa" w:w="70"/>
+              <w:right w:type="dxa" w:w="110"/>
+            </w:tcMar>
+          </w:tcPr>
+          <w:p>
+            <w:pPr>
+              <w:spacing w:after="30" w:line="252"/>
+            </w:pPr>
+            <w:r>
+              <w:rPr>
+                <w:rFonts w:ascii="Arial" w:cs="Arial" w:eastAsia="Arial" w:hAnsi="Arial"/>
+                <w:color w:val="141C2B"/>
+                <w:sz w:val="19"/>
+                <w:szCs w:val="19"/>
+              </w:rPr>
+              <w:t xml:space="preserve">Publish numbers (a sequence, not a table)</w:t>
+            </w:r>
+          </w:p>
+        </w:tc>
+      </w:tr>
+      <w:tr>
+        <w:tc>
+          <w:tcPr>
+            <w:tcW w:type="dxa" w:w="3000"/>
+            <w:tcBorders>
+              <w:top w:val="single" w:color="DDE1E7" w:sz="4"/>
+              <w:left w:val="single" w:color="DDE1E7" w:sz="4"/>
+              <w:bottom w:val="single" w:color="DDE1E7" w:sz="4"/>
+              <w:right w:val="single" w:color="DDE1E7" w:sz="4"/>
+            </w:tcBorders>
+            <w:shd w:fill="E2F2F0" w:color="auto" w:val="clear"/>
+            <w:tcMar>
+              <w:top w:type="dxa" w:w="70"/>
+              <w:left w:type="dxa" w:w="110"/>
+              <w:bottom w:type="dxa" w:w="70"/>
+              <w:right w:type="dxa" w:w="110"/>
+            </w:tcMar>
+          </w:tcPr>
+          <w:p>
+            <w:pPr>
+              <w:spacing w:after="30" w:line="252"/>
+            </w:pPr>
+            <w:r>
+              <w:rPr>
+                <w:rFonts w:ascii="Arial" w:cs="Arial" w:eastAsia="Arial" w:hAnsi="Arial"/>
+                <w:color w:val="141C2B"/>
+                <w:sz w:val="19"/>
+                <w:szCs w:val="19"/>
+              </w:rPr>
               <w:t xml:space="preserve">Views and procedures</w:t>
             </w:r>
           </w:p>
@@ -3714,6 +3812,7 @@
               <w:bottom w:val="single" w:color="DDE1E7" w:sz="4"/>
               <w:right w:val="single" w:color="DDE1E7" w:sz="4"/>
             </w:tcBorders>
+            <w:shd w:fill="F7F8FA" w:color="auto" w:val="clear"/>
             <w:tcMar>
               <w:top w:type="dxa" w:w="70"/>
               <w:left w:type="dxa" w:w="110"/>
@@ -4851,7 +4950,7 @@
                 <w:sz w:val="19"/>
                 <w:szCs w:val="19"/>
               </w:rPr>
-              <w:t xml:space="preserve">AI.Usage</w:t>
+              <w:t xml:space="preserve">AI.Forecast</w:t>
             </w:r>
           </w:p>
         </w:tc>
@@ -4882,7 +4981,7 @@
                 <w:sz w:val="19"/>
                 <w:szCs w:val="19"/>
               </w:rPr>
-              <w:t xml:space="preserve">AI usage and cost report</w:t>
+              <w:t xml:space="preserve">Run and read forecasts; forecast accuracy report</w:t>
             </w:r>
           </w:p>
         </w:tc>
@@ -4916,7 +5015,7 @@
                 <w:sz w:val="19"/>
                 <w:szCs w:val="19"/>
               </w:rPr>
-              <w:t xml:space="preserve">AI.CategorySuggest, AI.ProductLookup, AI.CompetitorPricing, AI.Forecast</w:t>
+              <w:t xml:space="preserve">AI.Usage</w:t>
             </w:r>
           </w:p>
         </w:tc>
@@ -4930,6 +5029,71 @@
               <w:right w:val="single" w:color="DDE1E7" w:sz="4"/>
             </w:tcBorders>
             <w:shd w:fill="F7F8FA" w:color="auto" w:val="clear"/>
+            <w:tcMar>
+              <w:top w:type="dxa" w:w="70"/>
+              <w:left w:type="dxa" w:w="110"/>
+              <w:bottom w:type="dxa" w:w="70"/>
+              <w:right w:type="dxa" w:w="110"/>
+            </w:tcMar>
+          </w:tcPr>
+          <w:p>
+            <w:pPr>
+              <w:spacing w:after="30" w:line="252"/>
+            </w:pPr>
+            <w:r>
+              <w:rPr>
+                <w:rFonts w:ascii="Arial" w:cs="Arial" w:eastAsia="Arial" w:hAnsi="Arial"/>
+                <w:color w:val="141C2B"/>
+                <w:sz w:val="19"/>
+                <w:szCs w:val="19"/>
+              </w:rPr>
+              <w:t xml:space="preserve">AI usage and cost report</w:t>
+            </w:r>
+          </w:p>
+        </w:tc>
+      </w:tr>
+      <w:tr>
+        <w:tc>
+          <w:tcPr>
+            <w:tcW w:type="dxa" w:w="3600"/>
+            <w:tcBorders>
+              <w:top w:val="single" w:color="DDE1E7" w:sz="4"/>
+              <w:left w:val="single" w:color="DDE1E7" w:sz="4"/>
+              <w:bottom w:val="single" w:color="DDE1E7" w:sz="4"/>
+              <w:right w:val="single" w:color="DDE1E7" w:sz="4"/>
+            </w:tcBorders>
+            <w:shd w:fill="E2F2F0" w:color="auto" w:val="clear"/>
+            <w:tcMar>
+              <w:top w:type="dxa" w:w="70"/>
+              <w:left w:type="dxa" w:w="110"/>
+              <w:bottom w:type="dxa" w:w="70"/>
+              <w:right w:type="dxa" w:w="110"/>
+            </w:tcMar>
+          </w:tcPr>
+          <w:p>
+            <w:pPr>
+              <w:spacing w:after="30" w:line="252"/>
+            </w:pPr>
+            <w:r>
+              <w:rPr>
+                <w:rFonts w:ascii="Arial" w:cs="Arial" w:eastAsia="Arial" w:hAnsi="Arial"/>
+                <w:color w:val="141C2B"/>
+                <w:sz w:val="19"/>
+                <w:szCs w:val="19"/>
+              </w:rPr>
+              <w:t xml:space="preserve">AI.CategorySuggest, AI.ProductLookup, AI.CompetitorPricing</w:t>
+            </w:r>
+          </w:p>
+        </w:tc>
+        <w:tc>
+          <w:tcPr>
+            <w:tcW w:type="dxa" w:w="5760"/>
+            <w:tcBorders>
+              <w:top w:val="single" w:color="DDE1E7" w:sz="4"/>
+              <w:left w:val="single" w:color="DDE1E7" w:sz="4"/>
+              <w:bottom w:val="single" w:color="DDE1E7" w:sz="4"/>
+              <w:right w:val="single" w:color="DDE1E7" w:sz="4"/>
+            </w:tcBorders>
             <w:tcMar>
               <w:top w:type="dxa" w:w="70"/>
               <w:left w:type="dxa" w:w="110"/>
@@ -4990,7 +5154,7 @@
           <w:sz w:val="21"/>
           <w:szCs w:val="21"/>
         </w:rPr>
-        <w:t xml:space="preserve">Run 01 to 05 in PRO (00 is read-only). Names were confirmed against PRO on October 21.</w:t>
+        <w:t xml:space="preserve">Run 01 to 06 in PRO (00 is read-only). Names were confirmed against PRO on October 21. In 06, set @AppUser in the last block so the API can read the sales history.</w:t>
       </w:r>
     </w:p>
     <w:p>

--- a/docs/category-desk-and-product-ai.docx
+++ b/docs/category-desk-and-product-ai.docx
@@ -2767,25 +2767,6 @@
           <w:szCs w:val="21"/>
         </w:rPr>
         <w:t xml:space="preserve">Every run is saved with who ran it, when and the model, and scored against what actually sold as each month ends: the error and how many months landed in the range. An accuracy report across all products exports to Excel.</w:t>
-      </w:r>
-    </w:p>
-    <w:p>
-      <w:pPr>
-        <w:pStyle w:val="ListParagraph"/>
-        <w:numPr>
-          <w:ilvl w:val="0"/>
-          <w:numId w:val="2"/>
-        </w:numPr>
-        <w:spacing w:after="60" w:line="264"/>
-      </w:pPr>
-      <w:r>
-        <w:rPr>
-          <w:rFonts w:ascii="Arial" w:cs="Arial" w:eastAsia="Arial" w:hAnsi="Arial"/>
-          <w:color w:val="141C2B"/>
-          <w:sz w:val="21"/>
-          <w:szCs w:val="21"/>
-        </w:rPr>
-        <w:t xml:space="preserve">Optional: Chronos on Bedrock Marketplace for the numbers (Forecast:ChronosEndpointArn). It bills by the hour while its endpoint runs, so it stays off unless the accuracy report shows it is needed.</w:t>
       </w:r>
     </w:p>
     <w:p>

--- a/docs/category-desk-and-product-ai.docx
+++ b/docs/category-desk-and-product-ai.docx
@@ -1743,7 +1743,7 @@
                 <w:sz w:val="19"/>
                 <w:szCs w:val="19"/>
               </w:rPr>
-              <w:t xml:space="preserve">Name match (next package, with AI suggestions)</w:t>
+              <w:t xml:space="preserve">Nothing else matched: its EGRP category</w:t>
             </w:r>
           </w:p>
         </w:tc>
@@ -1757,101 +1757,6 @@
               <w:right w:val="single" w:color="DDE1E7" w:sz="4"/>
             </w:tcBorders>
             <w:shd w:fill="F7F8FA" w:color="auto" w:val="clear"/>
-            <w:tcMar>
-              <w:top w:type="dxa" w:w="70"/>
-              <w:left w:type="dxa" w:w="110"/>
-              <w:bottom w:type="dxa" w:w="70"/>
-              <w:right w:type="dxa" w:w="110"/>
-            </w:tcMar>
-          </w:tcPr>
-          <w:p>
-            <w:pPr>
-              <w:spacing w:after="30" w:line="252"/>
-            </w:pPr>
-            <w:r>
-              <w:rPr>
-                <w:rFonts w:ascii="Arial" w:cs="Arial" w:eastAsia="Arial" w:hAnsi="Arial"/>
-                <w:color w:val="141C2B"/>
-                <w:sz w:val="19"/>
-                <w:szCs w:val="19"/>
-              </w:rPr>
-              <w:t xml:space="preserve">—</w:t>
-            </w:r>
-          </w:p>
-        </w:tc>
-      </w:tr>
-      <w:tr>
-        <w:tc>
-          <w:tcPr>
-            <w:tcW w:type="dxa" w:w="600"/>
-            <w:tcBorders>
-              <w:top w:val="single" w:color="DDE1E7" w:sz="4"/>
-              <w:left w:val="single" w:color="DDE1E7" w:sz="4"/>
-              <w:bottom w:val="single" w:color="DDE1E7" w:sz="4"/>
-              <w:right w:val="single" w:color="DDE1E7" w:sz="4"/>
-            </w:tcBorders>
-            <w:tcMar>
-              <w:top w:type="dxa" w:w="70"/>
-              <w:left w:type="dxa" w:w="110"/>
-              <w:bottom w:type="dxa" w:w="70"/>
-              <w:right w:type="dxa" w:w="110"/>
-            </w:tcMar>
-          </w:tcPr>
-          <w:p>
-            <w:pPr>
-              <w:spacing w:after="30" w:line="252"/>
-            </w:pPr>
-            <w:r>
-              <w:rPr>
-                <w:rFonts w:ascii="Arial" w:cs="Arial" w:eastAsia="Arial" w:hAnsi="Arial"/>
-                <w:color w:val="141C2B"/>
-                <w:sz w:val="19"/>
-                <w:szCs w:val="19"/>
-              </w:rPr>
-              <w:t xml:space="preserve">5</w:t>
-            </w:r>
-          </w:p>
-        </w:tc>
-        <w:tc>
-          <w:tcPr>
-            <w:tcW w:type="dxa" w:w="4080"/>
-            <w:tcBorders>
-              <w:top w:val="single" w:color="DDE1E7" w:sz="4"/>
-              <w:left w:val="single" w:color="DDE1E7" w:sz="4"/>
-              <w:bottom w:val="single" w:color="DDE1E7" w:sz="4"/>
-              <w:right w:val="single" w:color="DDE1E7" w:sz="4"/>
-            </w:tcBorders>
-            <w:tcMar>
-              <w:top w:type="dxa" w:w="70"/>
-              <w:left w:type="dxa" w:w="110"/>
-              <w:bottom w:type="dxa" w:w="70"/>
-              <w:right w:type="dxa" w:w="110"/>
-            </w:tcMar>
-          </w:tcPr>
-          <w:p>
-            <w:pPr>
-              <w:spacing w:after="30" w:line="252"/>
-            </w:pPr>
-            <w:r>
-              <w:rPr>
-                <w:rFonts w:ascii="Arial" w:cs="Arial" w:eastAsia="Arial" w:hAnsi="Arial"/>
-                <w:color w:val="141C2B"/>
-                <w:sz w:val="19"/>
-                <w:szCs w:val="19"/>
-              </w:rPr>
-              <w:t xml:space="preserve">Nothing else matched: its EGRP category</w:t>
-            </w:r>
-          </w:p>
-        </w:tc>
-        <w:tc>
-          <w:tcPr>
-            <w:tcW w:type="dxa" w:w="4680"/>
-            <w:tcBorders>
-              <w:top w:val="single" w:color="DDE1E7" w:sz="4"/>
-              <w:left w:val="single" w:color="DDE1E7" w:sz="4"/>
-              <w:bottom w:val="single" w:color="DDE1E7" w:sz="4"/>
-              <w:right w:val="single" w:color="DDE1E7" w:sz="4"/>
-            </w:tcBorders>
             <w:tcMar>
               <w:top w:type="dxa" w:w="70"/>
               <w:left w:type="dxa" w:w="110"/>
@@ -2160,7 +2065,7 @@
                 <w:sz w:val="19"/>
                 <w:szCs w:val="19"/>
               </w:rPr>
-              <w:t xml:space="preserve">AI.MarketResearch, AI.Translate, AI.CategorySuggest, AI.ProductLookup, AI.CompetitorPricing, AI.Forecast, granted in Security Admin. Always enforced.</w:t>
+              <w:t xml:space="preserve">AI.MarketResearch, AI.Translate, AI.Forecast, AI.ProductLookup, AI.CompetitorPricing, granted in Security Admin. Always enforced.</w:t>
             </w:r>
           </w:p>
         </w:tc>
@@ -3035,7 +2940,7 @@
                 <w:sz w:val="19"/>
                 <w:szCs w:val="19"/>
               </w:rPr>
-              <w:t xml:space="preserve">AI category suggestions</w:t>
+              <w:t xml:space="preserve">Product lookup</w:t>
             </w:r>
           </w:p>
         </w:tc>
@@ -3066,7 +2971,7 @@
                 <w:sz w:val="19"/>
                 <w:szCs w:val="19"/>
               </w:rPr>
-              <w:t xml:space="preserve">Claude on Bedrock</w:t>
+              <w:t xml:space="preserve">Perplexity + Claude</w:t>
             </w:r>
           </w:p>
         </w:tc>
@@ -3097,7 +3002,7 @@
                 <w:sz w:val="19"/>
                 <w:szCs w:val="19"/>
               </w:rPr>
-              <w:t xml:space="preserve">Picks only categories inside the product's EGRP branch; Uncategorized and Suspect queues</w:t>
+              <w:t xml:space="preserve">Description, images (manufacturer and vendor sources, copied to S3), UPC with source. UPC is Computyme's until cutover</w:t>
             </w:r>
           </w:p>
         </w:tc>
@@ -3131,7 +3036,7 @@
                 <w:sz w:val="19"/>
                 <w:szCs w:val="19"/>
               </w:rPr>
-              <w:t xml:space="preserve">Product lookup</w:t>
+              <w:t xml:space="preserve">Competitor pricing</w:t>
             </w:r>
           </w:p>
         </w:tc>
@@ -3163,7 +3068,7 @@
                 <w:sz w:val="19"/>
                 <w:szCs w:val="19"/>
               </w:rPr>
-              <w:t xml:space="preserve">Perplexity + Claude</w:t>
+              <w:t xml:space="preserve">DataForSEO Google Shopping</w:t>
             </w:r>
           </w:p>
         </w:tc>
@@ -3177,101 +3082,6 @@
               <w:right w:val="single" w:color="DDE1E7" w:sz="4"/>
             </w:tcBorders>
             <w:shd w:fill="F7F8FA" w:color="auto" w:val="clear"/>
-            <w:tcMar>
-              <w:top w:type="dxa" w:w="70"/>
-              <w:left w:type="dxa" w:w="110"/>
-              <w:bottom w:type="dxa" w:w="70"/>
-              <w:right w:type="dxa" w:w="110"/>
-            </w:tcMar>
-          </w:tcPr>
-          <w:p>
-            <w:pPr>
-              <w:spacing w:after="30" w:line="252"/>
-            </w:pPr>
-            <w:r>
-              <w:rPr>
-                <w:rFonts w:ascii="Arial" w:cs="Arial" w:eastAsia="Arial" w:hAnsi="Arial"/>
-                <w:color w:val="141C2B"/>
-                <w:sz w:val="19"/>
-                <w:szCs w:val="19"/>
-              </w:rPr>
-              <w:t xml:space="preserve">Description, images (manufacturer and vendor sources, copied to S3), UPC with source. UPC is Computyme's until cutover</w:t>
-            </w:r>
-          </w:p>
-        </w:tc>
-      </w:tr>
-      <w:tr>
-        <w:tc>
-          <w:tcPr>
-            <w:tcW w:type="dxa" w:w="2200"/>
-            <w:tcBorders>
-              <w:top w:val="single" w:color="DDE1E7" w:sz="4"/>
-              <w:left w:val="single" w:color="DDE1E7" w:sz="4"/>
-              <w:bottom w:val="single" w:color="DDE1E7" w:sz="4"/>
-              <w:right w:val="single" w:color="DDE1E7" w:sz="4"/>
-            </w:tcBorders>
-            <w:tcMar>
-              <w:top w:type="dxa" w:w="70"/>
-              <w:left w:type="dxa" w:w="110"/>
-              <w:bottom w:type="dxa" w:w="70"/>
-              <w:right w:type="dxa" w:w="110"/>
-            </w:tcMar>
-          </w:tcPr>
-          <w:p>
-            <w:pPr>
-              <w:spacing w:after="30" w:line="252"/>
-            </w:pPr>
-            <w:r>
-              <w:rPr>
-                <w:rFonts w:ascii="Arial" w:cs="Arial" w:eastAsia="Arial" w:hAnsi="Arial"/>
-                <w:color w:val="141C2B"/>
-                <w:sz w:val="19"/>
-                <w:szCs w:val="19"/>
-              </w:rPr>
-              <w:t xml:space="preserve">Competitor pricing</w:t>
-            </w:r>
-          </w:p>
-        </w:tc>
-        <w:tc>
-          <w:tcPr>
-            <w:tcW w:type="dxa" w:w="2600"/>
-            <w:tcBorders>
-              <w:top w:val="single" w:color="DDE1E7" w:sz="4"/>
-              <w:left w:val="single" w:color="DDE1E7" w:sz="4"/>
-              <w:bottom w:val="single" w:color="DDE1E7" w:sz="4"/>
-              <w:right w:val="single" w:color="DDE1E7" w:sz="4"/>
-            </w:tcBorders>
-            <w:tcMar>
-              <w:top w:type="dxa" w:w="70"/>
-              <w:left w:type="dxa" w:w="110"/>
-              <w:bottom w:type="dxa" w:w="70"/>
-              <w:right w:type="dxa" w:w="110"/>
-            </w:tcMar>
-          </w:tcPr>
-          <w:p>
-            <w:pPr>
-              <w:spacing w:after="30" w:line="252"/>
-            </w:pPr>
-            <w:r>
-              <w:rPr>
-                <w:rFonts w:ascii="Arial" w:cs="Arial" w:eastAsia="Arial" w:hAnsi="Arial"/>
-                <w:color w:val="141C2B"/>
-                <w:sz w:val="19"/>
-                <w:szCs w:val="19"/>
-              </w:rPr>
-              <w:t xml:space="preserve">DataForSEO Google Shopping</w:t>
-            </w:r>
-          </w:p>
-        </w:tc>
-        <w:tc>
-          <w:tcPr>
-            <w:tcW w:type="dxa" w:w="4560"/>
-            <w:tcBorders>
-              <w:top w:val="single" w:color="DDE1E7" w:sz="4"/>
-              <w:left w:val="single" w:color="DDE1E7" w:sz="4"/>
-              <w:bottom w:val="single" w:color="DDE1E7" w:sz="4"/>
-              <w:right w:val="single" w:color="DDE1E7" w:sz="4"/>
-            </w:tcBorders>
             <w:tcMar>
               <w:top w:type="dxa" w:w="70"/>
               <w:left w:type="dxa" w:w="110"/>
@@ -5062,7 +4872,7 @@
                 <w:sz w:val="19"/>
                 <w:szCs w:val="19"/>
               </w:rPr>
-              <w:t xml:space="preserve">AI.CategorySuggest, AI.ProductLookup, AI.CompetitorPricing</w:t>
+              <w:t xml:space="preserve">AI.ProductLookup, AI.CompetitorPricing</w:t>
             </w:r>
           </w:p>
         </w:tc>
